--- a/hopf-it/Profil_Hopf.docx
+++ b/hopf-it/Profil_Hopf.docx
@@ -25,19 +25,19 @@
         <w:rPr>
           <w:rFonts w:cs="Arial" w:ascii="Arial" w:hAnsi="Arial"/>
         </w:rPr>
-        <w:t>1</w:t>
-      </w:r>
-      <w:r>
-        <w:rPr>
-          <w:rFonts w:cs="Arial" w:ascii="Arial" w:hAnsi="Arial"/>
-        </w:rPr>
-        <w:t xml:space="preserve">9. </w:t>
-      </w:r>
-      <w:r>
-        <w:rPr>
-          <w:rFonts w:cs="Arial" w:ascii="Arial" w:hAnsi="Arial"/>
-        </w:rPr>
-        <w:t>Mai</w:t>
+        <w:t>8</w:t>
+      </w:r>
+      <w:r>
+        <w:rPr>
+          <w:rFonts w:cs="Arial" w:ascii="Arial" w:hAnsi="Arial"/>
+        </w:rPr>
+        <w:t xml:space="preserve">. </w:t>
+      </w:r>
+      <w:r>
+        <w:rPr>
+          <w:rFonts w:cs="Arial" w:ascii="Arial" w:hAnsi="Arial"/>
+        </w:rPr>
+        <w:t>Juni</w:t>
       </w:r>
       <w:r>
         <w:rPr>
@@ -1053,7 +1053,7 @@
                 <w:rFonts w:cs="Arial" w:ascii="Arial" w:hAnsi="Arial"/>
                 <w:b/>
               </w:rPr>
-              <w:t>6</w:t>
+              <w:t>7</w:t>
             </w:r>
             <w:r>
               <w:rPr>
@@ -12968,7 +12968,7 @@
                 <w:rFonts w:cs="Arial" w:ascii="Arial" w:hAnsi="Arial"/>
                 <w:lang w:val="en-US"/>
               </w:rPr>
-              <w:t xml:space="preserve">ArchiMate, LeanIX, </w:t>
+              <w:t xml:space="preserve">ArchiMate, LeanIX, SPARX, </w:t>
             </w:r>
             <w:r>
               <w:rPr>
@@ -19306,10 +19306,10 @@
         </w:rPr>
         <w:t>Finanzportal für öffentliche Finanzierung</w:t>
       </w:r>
-      <w:bookmarkStart w:id="7" w:name="__DdeLink__6751_803613289"/>
-      <w:bookmarkStart w:id="8" w:name="__DdeLink__6745_803613289"/>
-      <w:bookmarkStart w:id="9" w:name="__DdeLink__3457_1346662106"/>
-      <w:bookmarkStart w:id="10" w:name="__DdeLink__3460_1346662106"/>
+      <w:bookmarkStart w:id="7" w:name="__DdeLink__6745_803613289"/>
+      <w:bookmarkStart w:id="8" w:name="__DdeLink__6751_803613289"/>
+      <w:bookmarkStart w:id="9" w:name="__DdeLink__3460_1346662106"/>
+      <w:bookmarkStart w:id="10" w:name="__DdeLink__3457_1346662106"/>
       <w:bookmarkEnd w:id="9"/>
       <w:bookmarkEnd w:id="10"/>
       <w:r>

--- a/hopf-it/Profil_Hopf.docx
+++ b/hopf-it/Profil_Hopf.docx
@@ -25,25 +25,25 @@
         <w:rPr>
           <w:rFonts w:cs="Arial" w:ascii="Arial" w:hAnsi="Arial"/>
         </w:rPr>
-        <w:t>8</w:t>
-      </w:r>
-      <w:r>
-        <w:rPr>
-          <w:rFonts w:cs="Arial" w:ascii="Arial" w:hAnsi="Arial"/>
-        </w:rPr>
-        <w:t xml:space="preserve">. </w:t>
-      </w:r>
-      <w:r>
-        <w:rPr>
-          <w:rFonts w:cs="Arial" w:ascii="Arial" w:hAnsi="Arial"/>
-        </w:rPr>
-        <w:t>Juni</w:t>
-      </w:r>
-      <w:r>
-        <w:rPr>
-          <w:rFonts w:cs="Arial" w:ascii="Arial" w:hAnsi="Arial"/>
-        </w:rPr>
-        <w:t xml:space="preserve"> 2026</w:t>
+        <w:t>6</w:t>
+      </w:r>
+      <w:r>
+        <w:rPr>
+          <w:rFonts w:cs="Arial" w:ascii="Arial" w:hAnsi="Arial"/>
+        </w:rPr>
+        <w:t>. Ju</w:t>
+      </w:r>
+      <w:r>
+        <w:rPr>
+          <w:rFonts w:cs="Arial" w:ascii="Arial" w:hAnsi="Arial"/>
+        </w:rPr>
+        <w:t>l</w:t>
+      </w:r>
+      <w:r>
+        <w:rPr>
+          <w:rFonts w:cs="Arial" w:ascii="Arial" w:hAnsi="Arial"/>
+        </w:rPr>
+        <w:t>i 2026</w:t>
       </w:r>
     </w:p>
     <w:p>
@@ -1046,21 +1046,21 @@
                 <w:rFonts w:cs="Arial" w:ascii="Arial" w:hAnsi="Arial"/>
                 <w:b/>
               </w:rPr>
-              <w:t>1.</w:t>
+              <w:t>1</w:t>
             </w:r>
             <w:r>
               <w:rPr>
                 <w:rFonts w:cs="Arial" w:ascii="Arial" w:hAnsi="Arial"/>
                 <w:b/>
               </w:rPr>
-              <w:t>7</w:t>
+              <w:t>5</w:t>
             </w:r>
             <w:r>
               <w:rPr>
                 <w:rFonts w:cs="Arial" w:ascii="Arial" w:hAnsi="Arial"/>
                 <w:b/>
               </w:rPr>
-              <w:t xml:space="preserve">.2026 </w:t>
+              <w:t xml:space="preserve">.7.2026 </w:t>
             </w:r>
             <w:r>
               <w:rPr>
@@ -19306,10 +19306,10 @@
         </w:rPr>
         <w:t>Finanzportal für öffentliche Finanzierung</w:t>
       </w:r>
-      <w:bookmarkStart w:id="7" w:name="__DdeLink__6745_803613289"/>
-      <w:bookmarkStart w:id="8" w:name="__DdeLink__6751_803613289"/>
-      <w:bookmarkStart w:id="9" w:name="__DdeLink__3460_1346662106"/>
-      <w:bookmarkStart w:id="10" w:name="__DdeLink__3457_1346662106"/>
+      <w:bookmarkStart w:id="7" w:name="__DdeLink__6751_803613289"/>
+      <w:bookmarkStart w:id="8" w:name="__DdeLink__6745_803613289"/>
+      <w:bookmarkStart w:id="9" w:name="__DdeLink__3457_1346662106"/>
+      <w:bookmarkStart w:id="10" w:name="__DdeLink__3460_1346662106"/>
       <w:bookmarkEnd w:id="9"/>
       <w:bookmarkEnd w:id="10"/>
       <w:r>

--- a/hopf-it/Profil_Hopf.docx
+++ b/hopf-it/Profil_Hopf.docx
@@ -19,31 +19,7 @@
           <w:rFonts w:cs="Arial" w:ascii="Arial" w:hAnsi="Arial"/>
         </w:rPr>
         <w:tab/>
-        <w:t xml:space="preserve">München, </w:t>
-      </w:r>
-      <w:r>
-        <w:rPr>
-          <w:rFonts w:cs="Arial" w:ascii="Arial" w:hAnsi="Arial"/>
-        </w:rPr>
-        <w:t>6</w:t>
-      </w:r>
-      <w:r>
-        <w:rPr>
-          <w:rFonts w:cs="Arial" w:ascii="Arial" w:hAnsi="Arial"/>
-        </w:rPr>
-        <w:t>. Ju</w:t>
-      </w:r>
-      <w:r>
-        <w:rPr>
-          <w:rFonts w:cs="Arial" w:ascii="Arial" w:hAnsi="Arial"/>
-        </w:rPr>
-        <w:t>l</w:t>
-      </w:r>
-      <w:r>
-        <w:rPr>
-          <w:rFonts w:cs="Arial" w:ascii="Arial" w:hAnsi="Arial"/>
-        </w:rPr>
-        <w:t>i 2026</w:t>
+        <w:t>München, 6. Juli 2026</w:t>
       </w:r>
     </w:p>
     <w:p>
@@ -1046,21 +1022,21 @@
                 <w:rFonts w:cs="Arial" w:ascii="Arial" w:hAnsi="Arial"/>
                 <w:b/>
               </w:rPr>
-              <w:t>1</w:t>
+              <w:t>1.</w:t>
             </w:r>
             <w:r>
               <w:rPr>
                 <w:rFonts w:cs="Arial" w:ascii="Arial" w:hAnsi="Arial"/>
                 <w:b/>
               </w:rPr>
-              <w:t>5</w:t>
+              <w:t>8</w:t>
             </w:r>
             <w:r>
               <w:rPr>
                 <w:rFonts w:cs="Arial" w:ascii="Arial" w:hAnsi="Arial"/>
                 <w:b/>
               </w:rPr>
-              <w:t xml:space="preserve">.7.2026 </w:t>
+              <w:t xml:space="preserve">.2026 </w:t>
             </w:r>
             <w:r>
               <w:rPr>
@@ -19306,10 +19282,10 @@
         </w:rPr>
         <w:t>Finanzportal für öffentliche Finanzierung</w:t>
       </w:r>
-      <w:bookmarkStart w:id="7" w:name="__DdeLink__6751_803613289"/>
-      <w:bookmarkStart w:id="8" w:name="__DdeLink__6745_803613289"/>
-      <w:bookmarkStart w:id="9" w:name="__DdeLink__3457_1346662106"/>
-      <w:bookmarkStart w:id="10" w:name="__DdeLink__3460_1346662106"/>
+      <w:bookmarkStart w:id="7" w:name="__DdeLink__6745_803613289"/>
+      <w:bookmarkStart w:id="8" w:name="__DdeLink__6751_803613289"/>
+      <w:bookmarkStart w:id="9" w:name="__DdeLink__3460_1346662106"/>
+      <w:bookmarkStart w:id="10" w:name="__DdeLink__3457_1346662106"/>
       <w:bookmarkEnd w:id="9"/>
       <w:bookmarkEnd w:id="10"/>
       <w:r>
